--- a/Documentation/ppt talking points.docx
+++ b/Documentation/ppt talking points.docx
@@ -108,7 +108,7 @@
           <w:noProof/>
           <w:kern w:val="0"/>
         </w:rPr>
-        <w:pict w14:anchorId="7BC41E39">
+        <w:pict w14:anchorId="00F8A62D">
           <v:rect id="_x0000_i1039" alt="" style="width:468pt;height:.05pt;mso-width-percent:0;mso-height-percent:0;mso-width-percent:0;mso-height-percent:0" o:hralign="center" o:hrstd="t" o:hr="t" fillcolor="#a0a0a0" stroked="f"/>
         </w:pict>
       </w:r>
@@ -155,7 +155,7 @@
           <w:noProof/>
           <w:kern w:val="0"/>
         </w:rPr>
-        <w:pict w14:anchorId="793E63E4">
+        <w:pict w14:anchorId="4CF98002">
           <v:rect id="_x0000_i1038" alt="" style="width:468pt;height:.05pt;mso-width-percent:0;mso-height-percent:0;mso-width-percent:0;mso-height-percent:0" o:hralign="center" o:hrstd="t" o:hr="t" fillcolor="#a0a0a0" stroked="f"/>
         </w:pict>
       </w:r>
@@ -258,7 +258,7 @@
           <w:noProof/>
           <w:kern w:val="0"/>
         </w:rPr>
-        <w:pict w14:anchorId="37B1B2BA">
+        <w:pict w14:anchorId="22854398">
           <v:rect id="_x0000_i1037" alt="" style="width:468pt;height:.05pt;mso-width-percent:0;mso-height-percent:0;mso-width-percent:0;mso-height-percent:0" o:hralign="center" o:hrstd="t" o:hr="t" fillcolor="#a0a0a0" stroked="f"/>
         </w:pict>
       </w:r>
@@ -542,7 +542,7 @@
           <w:noProof/>
           <w:kern w:val="0"/>
         </w:rPr>
-        <w:pict w14:anchorId="6A878DA7">
+        <w:pict w14:anchorId="0E5A05B4">
           <v:rect id="_x0000_i1036" style="width:0;height:1.5pt" o:hralign="center" o:hrstd="t" o:hr="t" fillcolor="#a0a0a0" stroked="f"/>
         </w:pict>
       </w:r>
@@ -933,7 +933,7 @@
           <w:noProof/>
           <w:kern w:val="0"/>
         </w:rPr>
-        <w:pict w14:anchorId="0A3CC9CD">
+        <w:pict w14:anchorId="3DBD9E2C">
           <v:rect id="_x0000_i1035" style="width:0;height:1.5pt" o:hralign="center" o:hrstd="t" o:hr="t" fillcolor="#a0a0a0" stroked="f"/>
         </w:pict>
       </w:r>
@@ -1060,7 +1060,25 @@
           <w:highlight w:val="yellow"/>
           <w14:ligatures w14:val="none"/>
         </w:rPr>
-        <w:t xml:space="preserve"> — the agent reads Jira stories, searches the RAG knowledge base using your project context IDs, pulls historical baselines from Snowflake, and queries Dynatrace for live service topology. Output is a set of structured test cases with SLA targets, risk ratings, and harness assignments.</w:t>
+        <w:t xml:space="preserve"> — the agent reads Jira stories, searches the RAG knowledge base using your project context IDs, pulls historical baselines from Snowflake, and queries Dynatrace for live service topology. </w:t>
+      </w:r>
+      <w:r>
+        <w:rPr>
+          <w:rFonts w:ascii="Times New Roman" w:eastAsia="Times New Roman" w:hAnsi="Times New Roman" w:cs="Times New Roman"/>
+          <w:kern w:val="0"/>
+          <w:highlight w:val="yellow"/>
+          <w14:ligatures w14:val="none"/>
+        </w:rPr>
+        <w:t>The o</w:t>
+      </w:r>
+      <w:r>
+        <w:rPr>
+          <w:rFonts w:ascii="Times New Roman" w:eastAsia="Times New Roman" w:hAnsi="Times New Roman" w:cs="Times New Roman"/>
+          <w:kern w:val="0"/>
+          <w:highlight w:val="yellow"/>
+          <w14:ligatures w14:val="none"/>
+        </w:rPr>
+        <w:t>utput is a set of structured test cases with SLA targets, risk ratings, and harness assignments.</w:t>
       </w:r>
     </w:p>
     <w:p>
@@ -1542,7 +1560,7 @@
           <w:noProof/>
           <w:kern w:val="0"/>
         </w:rPr>
-        <w:pict w14:anchorId="369D514F">
+        <w:pict w14:anchorId="5AB94571">
           <v:rect id="_x0000_i1034" style="width:0;height:1.5pt" o:hralign="center" o:hrstd="t" o:hr="t" fillcolor="#a0a0a0" stroked="f"/>
         </w:pict>
       </w:r>
@@ -2125,7 +2143,7 @@
           <w:noProof/>
           <w:kern w:val="0"/>
         </w:rPr>
-        <w:pict w14:anchorId="016DF062">
+        <w:pict w14:anchorId="70077EB7">
           <v:rect id="_x0000_i1033" style="width:0;height:1.5pt" o:hralign="center" o:hrstd="t" o:hr="t" fillcolor="#a0a0a0" stroked="f"/>
         </w:pict>
       </w:r>
@@ -2266,7 +2284,7 @@
           <w:noProof/>
           <w:kern w:val="0"/>
         </w:rPr>
-        <w:pict w14:anchorId="25DDF683">
+        <w:pict w14:anchorId="6121D529">
           <v:rect id="_x0000_i1032" alt="" style="width:468pt;height:.05pt;mso-width-percent:0;mso-height-percent:0;mso-width-percent:0;mso-height-percent:0" o:hralign="center" o:hrstd="t" o:hr="t" fillcolor="#a0a0a0" stroked="f"/>
         </w:pict>
       </w:r>
@@ -2313,7 +2331,7 @@
           <w:noProof/>
           <w:kern w:val="0"/>
         </w:rPr>
-        <w:pict w14:anchorId="78B9E586">
+        <w:pict w14:anchorId="75D96D01">
           <v:rect id="_x0000_i1031" style="width:0;height:1.5pt" o:hralign="center" o:hrstd="t" o:hr="t" fillcolor="#a0a0a0" stroked="f"/>
         </w:pict>
       </w:r>
@@ -2510,7 +2528,7 @@
           <w:noProof/>
           <w:kern w:val="0"/>
         </w:rPr>
-        <w:pict w14:anchorId="6420E5FC">
+        <w:pict w14:anchorId="0D5DF4A1">
           <v:rect id="_x0000_i1030" style="width:0;height:1.5pt" o:hralign="center" o:hrstd="t" o:hr="t" fillcolor="#a0a0a0" stroked="f"/>
         </w:pict>
       </w:r>
@@ -2955,7 +2973,7 @@
           <w:noProof/>
           <w:kern w:val="0"/>
         </w:rPr>
-        <w:pict w14:anchorId="2B15F75D">
+        <w:pict w14:anchorId="47115289">
           <v:rect id="_x0000_i1029" style="width:0;height:1.5pt" o:hralign="center" o:hrstd="t" o:hr="t" fillcolor="#a0a0a0" stroked="f"/>
         </w:pict>
       </w:r>
@@ -3824,7 +3842,7 @@
           <w:noProof/>
           <w:kern w:val="0"/>
         </w:rPr>
-        <w:pict w14:anchorId="192D5A6D">
+        <w:pict w14:anchorId="20BB1885">
           <v:rect id="_x0000_i1028" alt="" style="width:468pt;height:.05pt;mso-width-percent:0;mso-height-percent:0;mso-width-percent:0;mso-height-percent:0" o:hralign="center" o:hrstd="t" o:hr="t" fillcolor="#a0a0a0" stroked="f"/>
         </w:pict>
       </w:r>
@@ -3910,7 +3928,7 @@
           <w:noProof/>
           <w:kern w:val="0"/>
         </w:rPr>
-        <w:pict w14:anchorId="5DDF23B0">
+        <w:pict w14:anchorId="37F8E611">
           <v:rect id="_x0000_i1027" style="width:0;height:1.5pt" o:hralign="center" o:hrstd="t" o:hr="t" fillcolor="#a0a0a0" stroked="f"/>
         </w:pict>
       </w:r>
@@ -4004,7 +4022,7 @@
           <w:noProof/>
           <w:kern w:val="0"/>
         </w:rPr>
-        <w:pict w14:anchorId="36B42A27">
+        <w:pict w14:anchorId="66191D83">
           <v:rect id="_x0000_i1026" alt="" style="width:468pt;height:.05pt;mso-width-percent:0;mso-height-percent:0;mso-width-percent:0;mso-height-percent:0" o:hralign="center" o:hrstd="t" o:hr="t" fillcolor="#a0a0a0" stroked="f"/>
         </w:pict>
       </w:r>
@@ -4180,7 +4198,7 @@
           <w:noProof/>
           <w:kern w:val="0"/>
         </w:rPr>
-        <w:pict w14:anchorId="2AE836C8">
+        <w:pict w14:anchorId="560A30D8">
           <v:rect id="_x0000_i1025" style="width:0;height:1.5pt" o:hralign="center" o:hrstd="t" o:hr="t" fillcolor="#a0a0a0" stroked="f"/>
         </w:pict>
       </w:r>
